--- a/Bolum4_Kardiyak_Transplantasyon_Anestezi_Yonetimi.docx
+++ b/Bolum4_Kardiyak_Transplantasyon_Anestezi_Yonetimi.docx
@@ -7009,62 +7009,47 @@
     </w:p>
     <w:p>
       <w:pPr>
-        <w:spacing w:before="240" w:after="120" w:lineRule="auto" w:line="360"/>
-        <w:ind w:firstLine="0" w:left="0"/>
-        <w:jc w:val="left"/>
-      </w:pPr>
-      <w:r>
-        <w:rPr>
-          <w:rFonts w:ascii="Times New Roman" w:hAnsi="Times New Roman" w:cs="Times New Roman"/>
-          <w:b/>
-          <w:sz w:val="28"/>
-        </w:rPr>
-        <w:t>KAYNAKLAR</w:t>
-      </w:r>
-    </w:p>
-    <w:p>
-      <w:pPr>
-        <w:spacing w:before="0" w:after="80" w:lineRule="auto" w:line="360"/>
-        <w:ind w:left="425" w:hanging="425"/>
-        <w:jc w:val="left"/>
-      </w:pPr>
-      <w:r>
-        <w:rPr>
-          <w:rFonts w:ascii="Times New Roman" w:hAnsi="Times New Roman" w:cs="Times New Roman"/>
-          <w:b w:val="0"/>
-          <w:sz w:val="22"/>
-        </w:rPr>
-        <w:t>1. Hwang NC, Sivathasan C. Review of Postoperative Care for Heart Transplant Recipients. J Cardiothorac Vasc Anesth2023;37:112-126. (İmmünsupresyon ve fırsatçı enfeksiyon profilaksi algoritmaları)</w:t>
-      </w:r>
-    </w:p>
-    <w:p>
-      <w:pPr>
-        <w:spacing w:before="0" w:after="80" w:lineRule="auto" w:line="360"/>
-        <w:ind w:left="425" w:hanging="425"/>
-        <w:jc w:val="left"/>
-      </w:pPr>
-      <w:r>
-        <w:rPr>
-          <w:rFonts w:ascii="Times New Roman" w:hAnsi="Times New Roman" w:cs="Times New Roman"/>
-          <w:b w:val="0"/>
-          <w:sz w:val="22"/>
-        </w:rPr>
-        <w:t>2. Nesseler N, Mansour A, Cholley B, et al. Perioperative Management of Heart Transplantation: A Clinical Review. Anesthesiology 2023;139:493-510. (Postoperatif farmakolojik etkileşimler ve organ koruma)</w:t>
-      </w:r>
-    </w:p>
-    <w:p>
-      <w:pPr>
-        <w:spacing w:before="0" w:after="80" w:lineRule="auto" w:line="360"/>
-        <w:ind w:left="425" w:hanging="425"/>
-        <w:jc w:val="left"/>
-      </w:pPr>
-      <w:r>
-        <w:rPr>
-          <w:rFonts w:ascii="Times New Roman" w:hAnsi="Times New Roman" w:cs="Times New Roman"/>
-          <w:b w:val="0"/>
-          <w:sz w:val="22"/>
-        </w:rPr>
-        <w:t>3. Costanzo MR, Dipchand A, Starling R, et al. The International Society of Heart and Lung Transplantation Guidelines for the care of heart transplant recipients. J Heart Lung Transplant 2010;29(8):914-956. (CMV, PCP ve fungal profilaksi kılavuz standartları)</w:t>
+        <w:spacing w:before="0" w:after="0" w:lineRule="auto" w:line="360"/>
+        <w:ind w:firstLine="0" w:left="0"/>
+        <w:jc w:val="both"/>
+      </w:pPr>
+      <w:r>
+        <w:rPr>
+          <w:rFonts w:ascii="Times New Roman" w:hAnsi="Times New Roman" w:cs="Times New Roman"/>
+          <w:b w:val="0"/>
+          <w:sz w:val="22"/>
+        </w:rPr>
+        <w:t>Hwang NC, Sivathasan C. Review of Postoperative Care for Heart Transplant Recipients. J Cardiothorac Vasc Anesth2023;37:112-126. (İmmünsupresyon ve fırsatçı enfeksiyon profilaksi algoritmaları)</w:t>
+      </w:r>
+    </w:p>
+    <w:p>
+      <w:pPr>
+        <w:spacing w:before="0" w:after="0" w:lineRule="auto" w:line="360"/>
+        <w:ind w:firstLine="0" w:left="0"/>
+        <w:jc w:val="both"/>
+      </w:pPr>
+      <w:r>
+        <w:rPr>
+          <w:rFonts w:ascii="Times New Roman" w:hAnsi="Times New Roman" w:cs="Times New Roman"/>
+          <w:b w:val="0"/>
+          <w:sz w:val="22"/>
+        </w:rPr>
+        <w:t>Nesseler N, Mansour A, Cholley B, et al. Perioperative Management of Heart Transplantation: A Clinical Review. Anesthesiology 2023;139:493-510. (Postoperatif farmakolojik etkileşimler ve organ koruma)</w:t>
+      </w:r>
+    </w:p>
+    <w:p>
+      <w:pPr>
+        <w:spacing w:before="0" w:after="0" w:lineRule="auto" w:line="360"/>
+        <w:ind w:firstLine="0" w:left="0"/>
+        <w:jc w:val="both"/>
+      </w:pPr>
+      <w:r>
+        <w:rPr>
+          <w:rFonts w:ascii="Times New Roman" w:hAnsi="Times New Roman" w:cs="Times New Roman"/>
+          <w:b w:val="0"/>
+          <w:sz w:val="22"/>
+        </w:rPr>
+        <w:t>Costanzo MR, Dipchand A, Starling R, et al. The International Society of Heart and Lung Transplantation Guidelines for the care of heart transplant recipients. J Heart Lung Transplant 2010;29(8):914-956. (CMV, PCP ve fungal profilaksi kılavuz standartları)</w:t>
       </w:r>
     </w:p>
     <w:sectPr>
